--- a/docs/article_literary_translation_agent.docx
+++ b/docs/article_literary_translation_agent.docx
@@ -5392,7 +5392,7 @@
           <w:i w:val="0"/>
           <w:sz w:val="22"/>
         </w:rPr>
-        <w:t>https://github.com/Toffyhu/lingxi-cloud-transfer/tree/main/translation-pipeline</w:t>
+        <w:t>https://github.com/Toffyhu/multi-agent-translator</w:t>
       </w:r>
     </w:p>
     <w:p>
